--- a/课程设计方案模板.docx
+++ b/课程设计方案模板.docx
@@ -106,7 +106,23 @@
           <w:sz w:val="84"/>
           <w:szCs w:val="84"/>
         </w:rPr>
-        <w:t>嵌入式项目综合实训</w:t>
+        <w:t>嵌入式项目</w:t>
+      </w:r>
+      <w:r>
+        <w:rPr>
+          <w:rFonts w:ascii="华文新魏" w:eastAsia="华文新魏" w:hint="eastAsia"/>
+          <w:sz w:val="84"/>
+          <w:szCs w:val="84"/>
+        </w:rPr>
+        <w:t>AI</w:t>
+      </w:r>
+      <w:r>
+        <w:rPr>
+          <w:rFonts w:ascii="华文新魏" w:eastAsia="华文新魏" w:hint="eastAsia"/>
+          <w:sz w:val="84"/>
+          <w:szCs w:val="84"/>
+        </w:rPr>
+        <w:t>综合实训</w:t>
       </w:r>
     </w:p>
     <w:p>
@@ -185,7 +201,25 @@
           <w:szCs w:val="28"/>
           <w:u w:val="single"/>
         </w:rPr>
-        <w:t xml:space="preserve">    </w:t>
+        <w:t xml:space="preserve"> </w:t>
+      </w:r>
+      <w:r>
+        <w:rPr>
+          <w:rFonts w:ascii="宋体" w:hAnsi="宋体" w:cs="宋体" w:hint="eastAsia"/>
+          <w:sz w:val="28"/>
+          <w:szCs w:val="28"/>
+          <w:u w:val="single"/>
+        </w:rPr>
+        <w:t>基于图片AI识别的农作物监测数据采集控制系统</w:t>
+      </w:r>
+      <w:r>
+        <w:rPr>
+          <w:rFonts w:ascii="宋体" w:hAnsi="宋体" w:cs="宋体" w:hint="eastAsia"/>
+          <w:sz w:val="28"/>
+          <w:szCs w:val="28"/>
+          <w:u w:val="single"/>
+        </w:rPr>
+        <w:t xml:space="preserve">   </w:t>
       </w:r>
       <w:r>
         <w:rPr>
@@ -586,7 +620,6 @@
         </w:rPr>
         <w:t>、</w:t>
       </w:r>
-      <w:proofErr w:type="gramStart"/>
       <w:r>
         <w:rPr>
           <w:rFonts w:ascii="宋体" w:hAnsi="宋体" w:cs="宋体" w:hint="eastAsia"/>
@@ -596,7 +629,6 @@
         </w:rPr>
         <w:t>庄旭菲</w:t>
       </w:r>
-      <w:proofErr w:type="gramEnd"/>
       <w:r>
         <w:rPr>
           <w:rFonts w:ascii="宋体" w:hAnsi="宋体" w:cs="宋体"/>
@@ -738,7 +770,6 @@
           <w:sz w:val="30"/>
           <w:szCs w:val="30"/>
         </w:rPr>
-        <w:lastRenderedPageBreak/>
         <w:t>一、</w:t>
       </w:r>
       <w:r>
@@ -802,23 +833,7 @@
           <w:sz w:val="24"/>
           <w:szCs w:val="24"/>
         </w:rPr>
-        <w:t>环境信息，并利用触摸</w:t>
-      </w:r>
-      <w:proofErr w:type="gramStart"/>
-      <w:r>
-        <w:rPr>
-          <w:sz w:val="24"/>
-          <w:szCs w:val="24"/>
-        </w:rPr>
-        <w:t>屏进行</w:t>
-      </w:r>
-      <w:proofErr w:type="gramEnd"/>
-      <w:r>
-        <w:rPr>
-          <w:sz w:val="24"/>
-          <w:szCs w:val="24"/>
-        </w:rPr>
-        <w:t>信息展示与交互</w:t>
+        <w:t>环境信息，并利用触摸屏进行信息展示与交互</w:t>
       </w:r>
       <w:r>
         <w:rPr>
@@ -1025,7 +1040,6 @@
         <w:spacing w:beforeLines="50" w:before="156" w:afterLines="50" w:after="156" w:line="312" w:lineRule="auto"/>
         <w:ind w:firstLineChars="0"/>
         <w:rPr>
-          <w:rFonts w:hint="eastAsia"/>
           <w:sz w:val="24"/>
           <w:szCs w:val="24"/>
         </w:rPr>
@@ -1077,41 +1091,17 @@
         <w:spacing w:line="312" w:lineRule="auto"/>
         <w:ind w:firstLine="420"/>
         <w:rPr>
-          <w:sz w:val="24"/>
-          <w:szCs w:val="24"/>
-        </w:rPr>
-      </w:pPr>
-      <w:r>
-        <w:rPr>
           <w:rFonts w:hint="eastAsia"/>
           <w:sz w:val="24"/>
           <w:szCs w:val="24"/>
         </w:rPr>
-        <w:t>根据需求，设计</w:t>
-      </w:r>
-      <w:r>
-        <w:rPr>
-          <w:rFonts w:hint="eastAsia"/>
-          <w:sz w:val="24"/>
-          <w:szCs w:val="24"/>
-        </w:rPr>
-        <w:t>系统架构图、功能模块图等。</w:t>
-      </w:r>
-      <w:r>
-        <w:rPr>
-          <w:rFonts w:hint="eastAsia"/>
-          <w:sz w:val="24"/>
-          <w:szCs w:val="24"/>
-        </w:rPr>
-        <w:t>（宋体，小四）</w:t>
-      </w:r>
+      </w:pPr>
     </w:p>
     <w:p>
       <w:pPr>
         <w:spacing w:line="312" w:lineRule="auto"/>
         <w:ind w:firstLine="420"/>
         <w:rPr>
-          <w:rFonts w:hint="eastAsia"/>
           <w:sz w:val="24"/>
           <w:szCs w:val="24"/>
         </w:rPr>
@@ -1230,47 +1220,7 @@
           <w:sz w:val="24"/>
           <w:szCs w:val="24"/>
         </w:rPr>
-        <w:t>硬件选型</w:t>
-      </w:r>
-      <w:r>
-        <w:rPr>
-          <w:rFonts w:hint="eastAsia"/>
-          <w:sz w:val="24"/>
-          <w:szCs w:val="24"/>
-        </w:rPr>
-        <w:t>，</w:t>
-      </w:r>
-      <w:r>
-        <w:rPr>
-          <w:rFonts w:hint="eastAsia"/>
-          <w:sz w:val="24"/>
-          <w:szCs w:val="24"/>
-        </w:rPr>
-        <w:t>传感器模块（何种传感器，型号，功能）</w:t>
-      </w:r>
-      <w:r>
-        <w:rPr>
-          <w:rFonts w:hint="eastAsia"/>
-          <w:sz w:val="24"/>
-          <w:szCs w:val="24"/>
-        </w:rPr>
-        <w:t>等；硬件</w:t>
-      </w:r>
-      <w:r>
-        <w:rPr>
-          <w:rFonts w:hint="eastAsia"/>
-          <w:sz w:val="24"/>
-          <w:szCs w:val="24"/>
-        </w:rPr>
-        <w:t>原理图</w:t>
-      </w:r>
-      <w:r>
-        <w:rPr>
-          <w:rFonts w:hint="eastAsia"/>
-          <w:sz w:val="24"/>
-          <w:szCs w:val="24"/>
-        </w:rPr>
-        <w:t>设计。（宋体，小四）</w:t>
+        <w:t>温湿度传感器</w:t>
       </w:r>
     </w:p>
     <w:p>
@@ -1288,7 +1238,7 @@
           <w:sz w:val="24"/>
           <w:szCs w:val="24"/>
         </w:rPr>
-        <w:t>温湿度传感器</w:t>
+        <w:t>大气压力传感器</w:t>
       </w:r>
     </w:p>
     <w:p>
@@ -1306,7 +1256,7 @@
           <w:sz w:val="24"/>
           <w:szCs w:val="24"/>
         </w:rPr>
-        <w:t>大气压力传感器</w:t>
+        <w:t>摄像头</w:t>
       </w:r>
     </w:p>
     <w:p>
@@ -1314,18 +1264,17 @@
         <w:spacing w:line="312" w:lineRule="auto"/>
         <w:ind w:firstLine="420"/>
         <w:rPr>
+          <w:sz w:val="24"/>
+          <w:szCs w:val="24"/>
+        </w:rPr>
+      </w:pPr>
+      <w:r>
+        <w:rPr>
           <w:rFonts w:hint="eastAsia"/>
           <w:sz w:val="24"/>
           <w:szCs w:val="24"/>
         </w:rPr>
-      </w:pPr>
-      <w:r>
-        <w:rPr>
-          <w:rFonts w:hint="eastAsia"/>
-          <w:sz w:val="24"/>
-          <w:szCs w:val="24"/>
-        </w:rPr>
-        <w:t>摄像头</w:t>
+        <w:t>触摸屏</w:t>
       </w:r>
     </w:p>
     <w:p>
@@ -1343,7 +1292,7 @@
           <w:sz w:val="24"/>
           <w:szCs w:val="24"/>
         </w:rPr>
-        <w:t>触摸屏</w:t>
+        <w:t>蜂鸣器</w:t>
       </w:r>
     </w:p>
     <w:p>
@@ -1351,25 +1300,6 @@
         <w:spacing w:line="312" w:lineRule="auto"/>
         <w:ind w:firstLine="420"/>
         <w:rPr>
-          <w:sz w:val="24"/>
-          <w:szCs w:val="24"/>
-        </w:rPr>
-      </w:pPr>
-      <w:r>
-        <w:rPr>
-          <w:rFonts w:hint="eastAsia"/>
-          <w:sz w:val="24"/>
-          <w:szCs w:val="24"/>
-        </w:rPr>
-        <w:t>蜂鸣器</w:t>
-      </w:r>
-    </w:p>
-    <w:p>
-      <w:pPr>
-        <w:spacing w:line="312" w:lineRule="auto"/>
-        <w:ind w:firstLine="420"/>
-        <w:rPr>
-          <w:rFonts w:hint="eastAsia"/>
           <w:sz w:val="24"/>
           <w:szCs w:val="24"/>
         </w:rPr>
@@ -1413,20 +1343,12 @@
       <w:pPr>
         <w:spacing w:line="312" w:lineRule="auto"/>
         <w:rPr>
-          <w:b/>
-          <w:sz w:val="24"/>
-          <w:szCs w:val="24"/>
-        </w:rPr>
-      </w:pPr>
-      <w:r>
-        <w:rPr>
           <w:rFonts w:hint="eastAsia"/>
           <w:b/>
           <w:sz w:val="24"/>
           <w:szCs w:val="24"/>
         </w:rPr>
-        <w:t>1</w:t>
-      </w:r>
+      </w:pPr>
       <w:r>
         <w:rPr>
           <w:rFonts w:hint="eastAsia"/>
@@ -1434,7 +1356,7 @@
           <w:sz w:val="24"/>
           <w:szCs w:val="24"/>
         </w:rPr>
-        <w:t>、</w:t>
+        <w:t>1</w:t>
       </w:r>
       <w:r>
         <w:rPr>
@@ -1443,6 +1365,15 @@
           <w:sz w:val="24"/>
           <w:szCs w:val="24"/>
         </w:rPr>
+        <w:t>、</w:t>
+      </w:r>
+      <w:r>
+        <w:rPr>
+          <w:rFonts w:hint="eastAsia"/>
+          <w:b/>
+          <w:sz w:val="24"/>
+          <w:szCs w:val="24"/>
+        </w:rPr>
         <w:t>功能模块设计</w:t>
       </w:r>
     </w:p>
@@ -1450,41 +1381,11 @@
       <w:pPr>
         <w:spacing w:line="312" w:lineRule="auto"/>
         <w:rPr>
-          <w:sz w:val="24"/>
-          <w:szCs w:val="24"/>
-        </w:rPr>
-      </w:pPr>
-      <w:r>
-        <w:rPr>
-          <w:sz w:val="24"/>
-          <w:szCs w:val="24"/>
-        </w:rPr>
-        <w:tab/>
-      </w:r>
-      <w:r>
-        <w:rPr>
           <w:rFonts w:hint="eastAsia"/>
           <w:sz w:val="24"/>
           <w:szCs w:val="24"/>
         </w:rPr>
-        <w:t>（宋体，小四）</w:t>
-      </w:r>
-      <w:r>
-        <w:rPr>
-          <w:rFonts w:hint="eastAsia"/>
-          <w:sz w:val="24"/>
-          <w:szCs w:val="24"/>
-        </w:rPr>
-        <w:t>详细说明系统的</w:t>
-      </w:r>
-      <w:r>
-        <w:rPr>
-          <w:rFonts w:hint="eastAsia"/>
-          <w:sz w:val="24"/>
-          <w:szCs w:val="24"/>
-        </w:rPr>
-        <w:t>功能模块</w:t>
-      </w:r>
+      </w:pPr>
     </w:p>
     <w:p>
       <w:pPr>
@@ -1499,7 +1400,6 @@
           <w:sz w:val="24"/>
           <w:szCs w:val="24"/>
         </w:rPr>
-        <w:lastRenderedPageBreak/>
         <w:tab/>
       </w:r>
     </w:p>
@@ -1546,7 +1446,8 @@
                 <w:sz w:val="24"/>
                 <w:szCs w:val="24"/>
               </w:rPr>
-              <w:t xml:space="preserve">├── backend        # </w:t>
+              <w:lastRenderedPageBreak/>
+              <w:t>├── backend        </w:t>
             </w:r>
             <w:r>
               <w:rPr>
@@ -1569,7 +1470,7 @@
                 <w:sz w:val="24"/>
                 <w:szCs w:val="24"/>
               </w:rPr>
-              <w:t xml:space="preserve">├── sensors        # </w:t>
+              <w:t xml:space="preserve">├── sensors         </w:t>
             </w:r>
             <w:r>
               <w:rPr>
@@ -1592,7 +1493,7 @@
                 <w:sz w:val="24"/>
                 <w:szCs w:val="24"/>
               </w:rPr>
-              <w:t xml:space="preserve">├── devices        # </w:t>
+              <w:t xml:space="preserve">├── devices         </w:t>
             </w:r>
             <w:r>
               <w:rPr>
@@ -1615,7 +1516,7 @@
                 <w:sz w:val="24"/>
                 <w:szCs w:val="24"/>
               </w:rPr>
-              <w:t xml:space="preserve">├── network        # </w:t>
+              <w:t xml:space="preserve">├── network         </w:t>
             </w:r>
             <w:r>
               <w:rPr>
@@ -1638,7 +1539,7 @@
                 <w:sz w:val="24"/>
                 <w:szCs w:val="24"/>
               </w:rPr>
-              <w:t xml:space="preserve">├── control        # </w:t>
+              <w:t xml:space="preserve">├── control         </w:t>
             </w:r>
             <w:r>
               <w:rPr>
@@ -1661,7 +1562,7 @@
                 <w:sz w:val="24"/>
                 <w:szCs w:val="24"/>
               </w:rPr>
-              <w:t xml:space="preserve">├── database       # </w:t>
+              <w:t xml:space="preserve">├── database        </w:t>
             </w:r>
             <w:r>
               <w:rPr>
@@ -1684,7 +1585,7 @@
                 <w:sz w:val="24"/>
                 <w:szCs w:val="24"/>
               </w:rPr>
-              <w:t>├── ai             # AI</w:t>
+              <w:t>├── ai              AI</w:t>
             </w:r>
             <w:r>
               <w:rPr>
@@ -1707,7 +1608,7 @@
                 <w:sz w:val="24"/>
                 <w:szCs w:val="24"/>
               </w:rPr>
-              <w:t>├── web            # Web</w:t>
+              <w:t>├── web            Web</w:t>
             </w:r>
             <w:r>
               <w:rPr>
@@ -1721,7 +1622,6 @@
             <w:pPr>
               <w:spacing w:line="312" w:lineRule="auto"/>
               <w:rPr>
-                <w:rFonts w:hint="eastAsia"/>
                 <w:sz w:val="24"/>
                 <w:szCs w:val="24"/>
               </w:rPr>
@@ -1731,7 +1631,7 @@
                 <w:sz w:val="24"/>
                 <w:szCs w:val="24"/>
               </w:rPr>
-              <w:t xml:space="preserve">└── docs           # </w:t>
+              <w:t xml:space="preserve">└── docs           </w:t>
             </w:r>
             <w:r>
               <w:rPr>
@@ -1748,7 +1648,6 @@
       <w:pPr>
         <w:spacing w:line="312" w:lineRule="auto"/>
         <w:rPr>
-          <w:rFonts w:hint="eastAsia"/>
           <w:sz w:val="24"/>
           <w:szCs w:val="24"/>
         </w:rPr>
@@ -1757,21 +1656,13 @@
     <w:p>
       <w:pPr>
         <w:spacing w:line="312" w:lineRule="auto"/>
-        <w:rPr>
-          <w:b/>
-          <w:sz w:val="24"/>
-          <w:szCs w:val="24"/>
-        </w:rPr>
-      </w:pPr>
-      <w:r>
         <w:rPr>
           <w:rFonts w:hint="eastAsia"/>
           <w:b/>
           <w:sz w:val="24"/>
           <w:szCs w:val="24"/>
         </w:rPr>
-        <w:t>2</w:t>
-      </w:r>
+      </w:pPr>
       <w:r>
         <w:rPr>
           <w:rFonts w:hint="eastAsia"/>
@@ -1779,7 +1670,7 @@
           <w:sz w:val="24"/>
           <w:szCs w:val="24"/>
         </w:rPr>
-        <w:t>、</w:t>
+        <w:t>2</w:t>
       </w:r>
       <w:r>
         <w:rPr>
@@ -1788,31 +1679,16 @@
           <w:sz w:val="24"/>
           <w:szCs w:val="24"/>
         </w:rPr>
+        <w:t>、</w:t>
+      </w:r>
+      <w:r>
+        <w:rPr>
+          <w:rFonts w:hint="eastAsia"/>
+          <w:b/>
+          <w:sz w:val="24"/>
+          <w:szCs w:val="24"/>
+        </w:rPr>
         <w:t>数据库设计</w:t>
-      </w:r>
-    </w:p>
-    <w:p>
-      <w:pPr>
-        <w:spacing w:line="312" w:lineRule="auto"/>
-        <w:rPr>
-          <w:sz w:val="24"/>
-          <w:szCs w:val="24"/>
-        </w:rPr>
-      </w:pPr>
-      <w:r>
-        <w:rPr>
-          <w:sz w:val="24"/>
-          <w:szCs w:val="24"/>
-        </w:rPr>
-        <w:tab/>
-      </w:r>
-      <w:r>
-        <w:rPr>
-          <w:rFonts w:hint="eastAsia"/>
-          <w:sz w:val="24"/>
-          <w:szCs w:val="24"/>
-        </w:rPr>
-        <w:t>（宋体，小四）说明数据库表结构设计，表的名称、字段名称、类型、主键、字段含义。</w:t>
       </w:r>
     </w:p>
     <w:p>
@@ -1824,35 +1700,18 @@
         </w:numPr>
         <w:spacing w:after="200"/>
         <w:ind w:firstLineChars="0"/>
+      </w:pPr>
+      <w:r>
         <w:rPr>
           <w:rFonts w:hint="eastAsia"/>
         </w:rPr>
-      </w:pPr>
+        <w:t>环境数据表</w:t>
+      </w:r>
       <w:r>
         <w:rPr>
           <w:rFonts w:hint="eastAsia"/>
         </w:rPr>
-        <w:t>环境数据表</w:t>
-      </w:r>
-      <w:r>
-        <w:rPr>
-          <w:rFonts w:hint="eastAsia"/>
-        </w:rPr>
-        <w:t>(</w:t>
-      </w:r>
-      <w:proofErr w:type="spellStart"/>
-      <w:r>
-        <w:rPr>
-          <w:rFonts w:hint="eastAsia"/>
-        </w:rPr>
-        <w:t>env_data</w:t>
-      </w:r>
-      <w:proofErr w:type="spellEnd"/>
-      <w:r>
-        <w:rPr>
-          <w:rFonts w:hint="eastAsia"/>
-        </w:rPr>
-        <w:t>)</w:t>
+        <w:t>(env_data)</w:t>
       </w:r>
     </w:p>
     <w:tbl>
@@ -2116,11 +1975,9 @@
             <w:tcW w:w="2231" w:type="dxa"/>
           </w:tcPr>
           <w:p>
-            <w:proofErr w:type="spellStart"/>
             <w:r>
               <w:t>collect_time</w:t>
             </w:r>
-            <w:proofErr w:type="spellEnd"/>
           </w:p>
         </w:tc>
         <w:tc>
@@ -2175,21 +2032,7 @@
         <w:rPr>
           <w:rFonts w:hint="eastAsia"/>
         </w:rPr>
-        <w:t>(</w:t>
-      </w:r>
-      <w:proofErr w:type="spellStart"/>
-      <w:r>
-        <w:rPr>
-          <w:rFonts w:hint="eastAsia"/>
-        </w:rPr>
-        <w:t>device_status</w:t>
-      </w:r>
-      <w:proofErr w:type="spellEnd"/>
-      <w:r>
-        <w:rPr>
-          <w:rFonts w:hint="eastAsia"/>
-        </w:rPr>
-        <w:t>)</w:t>
+        <w:t>(device_status)</w:t>
       </w:r>
     </w:p>
     <w:tbl>
@@ -2327,11 +2170,9 @@
             <w:tcW w:w="2319" w:type="dxa"/>
           </w:tcPr>
           <w:p>
-            <w:proofErr w:type="spellStart"/>
             <w:r>
               <w:t>device_name</w:t>
             </w:r>
-            <w:proofErr w:type="spellEnd"/>
           </w:p>
         </w:tc>
         <w:tc>
@@ -2413,11 +2254,9 @@
             <w:tcW w:w="2319" w:type="dxa"/>
           </w:tcPr>
           <w:p>
-            <w:proofErr w:type="spellStart"/>
             <w:r>
               <w:t>update_time</w:t>
             </w:r>
-            <w:proofErr w:type="spellEnd"/>
           </w:p>
         </w:tc>
         <w:tc>
@@ -2472,21 +2311,7 @@
         <w:rPr>
           <w:rFonts w:hint="eastAsia"/>
         </w:rPr>
-        <w:t>(</w:t>
-      </w:r>
-      <w:proofErr w:type="spellStart"/>
-      <w:r>
-        <w:rPr>
-          <w:rFonts w:hint="eastAsia"/>
-        </w:rPr>
-        <w:t>camera_data</w:t>
-      </w:r>
-      <w:proofErr w:type="spellEnd"/>
-      <w:r>
-        <w:rPr>
-          <w:rFonts w:hint="eastAsia"/>
-        </w:rPr>
-        <w:t>)</w:t>
+        <w:t>(camera_data)</w:t>
       </w:r>
     </w:p>
     <w:tbl>
@@ -2624,12 +2449,9 @@
             <w:tcW w:w="2730" w:type="dxa"/>
           </w:tcPr>
           <w:p>
-            <w:proofErr w:type="spellStart"/>
-            <w:r>
-              <w:lastRenderedPageBreak/>
+            <w:r>
               <w:t>image_path</w:t>
             </w:r>
-            <w:proofErr w:type="spellEnd"/>
           </w:p>
         </w:tc>
         <w:tc>
@@ -2669,11 +2491,9 @@
             <w:tcW w:w="2730" w:type="dxa"/>
           </w:tcPr>
           <w:p>
-            <w:proofErr w:type="spellStart"/>
             <w:r>
               <w:t>capture_time</w:t>
             </w:r>
-            <w:proofErr w:type="spellEnd"/>
           </w:p>
         </w:tc>
         <w:tc>
@@ -2718,44 +2538,25 @@
         <w:spacing w:line="312" w:lineRule="auto"/>
         <w:ind w:firstLineChars="0"/>
         <w:rPr>
+          <w:sz w:val="24"/>
+          <w:szCs w:val="24"/>
+        </w:rPr>
+      </w:pPr>
+      <w:r>
+        <w:rPr>
           <w:rFonts w:hint="eastAsia"/>
           <w:sz w:val="24"/>
           <w:szCs w:val="24"/>
         </w:rPr>
-      </w:pPr>
+        <w:t>日志表</w:t>
+      </w:r>
       <w:r>
         <w:rPr>
           <w:rFonts w:hint="eastAsia"/>
           <w:sz w:val="24"/>
           <w:szCs w:val="24"/>
         </w:rPr>
-        <w:t>日志表</w:t>
-      </w:r>
-      <w:r>
-        <w:rPr>
-          <w:rFonts w:hint="eastAsia"/>
-          <w:sz w:val="24"/>
-          <w:szCs w:val="24"/>
-        </w:rPr>
-        <w:t>(</w:t>
-      </w:r>
-      <w:proofErr w:type="spellStart"/>
-      <w:r>
-        <w:rPr>
-          <w:rFonts w:hint="eastAsia"/>
-          <w:sz w:val="24"/>
-          <w:szCs w:val="24"/>
-        </w:rPr>
-        <w:t>sys_log</w:t>
-      </w:r>
-      <w:proofErr w:type="spellEnd"/>
-      <w:r>
-        <w:rPr>
-          <w:rFonts w:hint="eastAsia"/>
-          <w:sz w:val="24"/>
-          <w:szCs w:val="24"/>
-        </w:rPr>
-        <w:t>)</w:t>
+        <w:t>(sys_log)</w:t>
       </w:r>
     </w:p>
     <w:tbl>
@@ -2798,6 +2599,7 @@
                 <w:b/>
                 <w:bCs/>
               </w:rPr>
+              <w:lastRenderedPageBreak/>
               <w:t>字段名称</w:t>
             </w:r>
           </w:p>
@@ -2893,11 +2695,9 @@
             <w:tcW w:w="2730" w:type="dxa"/>
           </w:tcPr>
           <w:p>
-            <w:proofErr w:type="spellStart"/>
             <w:r>
               <w:t>log_type</w:t>
             </w:r>
-            <w:proofErr w:type="spellEnd"/>
           </w:p>
         </w:tc>
         <w:tc>
@@ -2979,11 +2779,9 @@
             <w:tcW w:w="2730" w:type="dxa"/>
           </w:tcPr>
           <w:p>
-            <w:proofErr w:type="spellStart"/>
             <w:r>
               <w:t>create_time</w:t>
             </w:r>
-            <w:proofErr w:type="spellEnd"/>
           </w:p>
         </w:tc>
         <w:tc>
@@ -3054,63 +2852,21 @@
     </w:p>
     <w:p>
       <w:pPr>
-        <w:spacing w:line="312" w:lineRule="auto"/>
-        <w:ind w:firstLine="420"/>
-        <w:rPr>
-          <w:sz w:val="24"/>
-          <w:szCs w:val="24"/>
-        </w:rPr>
-      </w:pPr>
-      <w:r>
-        <w:rPr>
-          <w:rFonts w:hint="eastAsia"/>
-          <w:sz w:val="24"/>
-          <w:szCs w:val="24"/>
-        </w:rPr>
-        <w:t>采用的主要技术（开发平台、工具、编程语言、开发技术</w:t>
-      </w:r>
-      <w:r>
-        <w:rPr>
-          <w:rFonts w:hint="eastAsia"/>
-          <w:sz w:val="24"/>
-          <w:szCs w:val="24"/>
-        </w:rPr>
-        <w:t>、</w:t>
-      </w:r>
-      <w:r>
-        <w:rPr>
-          <w:rFonts w:hint="eastAsia"/>
-          <w:b/>
-          <w:sz w:val="24"/>
-          <w:szCs w:val="24"/>
-        </w:rPr>
-        <w:t>算法设计</w:t>
-      </w:r>
-      <w:r>
-        <w:rPr>
-          <w:rFonts w:hint="eastAsia"/>
-          <w:sz w:val="24"/>
-          <w:szCs w:val="24"/>
-        </w:rPr>
-        <w:t>等）</w:t>
-      </w:r>
-      <w:r>
-        <w:rPr>
-          <w:rFonts w:hint="eastAsia"/>
-          <w:sz w:val="24"/>
-          <w:szCs w:val="24"/>
-        </w:rPr>
-        <w:t>（宋体，小四）</w:t>
-      </w:r>
-    </w:p>
-    <w:p>
-      <w:pPr>
-        <w:spacing w:line="312" w:lineRule="auto"/>
-        <w:rPr>
-          <w:sz w:val="24"/>
-          <w:szCs w:val="24"/>
-        </w:rPr>
-      </w:pPr>
+        <w:spacing w:beforeLines="50" w:before="156" w:afterLines="50" w:after="156" w:line="312" w:lineRule="auto"/>
+        <w:rPr>
+          <w:rFonts w:ascii="黑体" w:eastAsia="黑体" w:hAnsi="黑体" w:hint="eastAsia"/>
+          <w:sz w:val="30"/>
+          <w:szCs w:val="30"/>
+        </w:rPr>
+      </w:pPr>
+      <w:r>
+        <w:rPr>
+          <w:rFonts w:ascii="黑体" w:eastAsia="黑体" w:hAnsi="黑体"/>
+          <w:sz w:val="30"/>
+          <w:szCs w:val="30"/>
+        </w:rPr>
+        <w:tab/>
+      </w:r>
     </w:p>
     <w:sectPr>
       <w:pgSz w:w="11906" w:h="16838"/>
@@ -4042,6 +3798,7 @@
   <w:style w:type="character" w:default="1" w:styleId="a0">
     <w:name w:val="Default Paragraph Font"/>
     <w:uiPriority w:val="1"/>
+    <w:semiHidden/>
     <w:unhideWhenUsed/>
   </w:style>
   <w:style w:type="table" w:default="1" w:styleId="a1">
